--- a/S2/R2.10B - Comptabilité/TD2/TD2.docx
+++ b/S2/R2.10B - Comptabilité/TD2/TD2.docx
@@ -155,7 +155,7 @@
     <w:p>
       <w:r>
         <w:pict w14:anchorId="20AC9B70">
-          <v:rect id="_x0000_i1061" style="width:0;height:1.5pt" o:hralign="center" o:hrstd="t" o:hr="t" fillcolor="#a0a0a0" stroked="f"/>
+          <v:rect id="_x0000_i1025" style="width:0;height:1.5pt" o:hralign="center" o:hrstd="t" o:hr="t" fillcolor="#a0a0a0" stroked="f"/>
         </w:pict>
       </w:r>
     </w:p>
@@ -458,7 +458,7 @@
     <w:p>
       <w:r>
         <w:pict w14:anchorId="18D3CC97">
-          <v:rect id="_x0000_i1062" style="width:0;height:1.5pt" o:hralign="center" o:hrstd="t" o:hr="t" fillcolor="#a0a0a0" stroked="f"/>
+          <v:rect id="_x0000_i1026" style="width:0;height:1.5pt" o:hralign="center" o:hrstd="t" o:hr="t" fillcolor="#a0a0a0" stroked="f"/>
         </w:pict>
       </w:r>
     </w:p>
@@ -923,7 +923,7 @@
     <w:p>
       <w:r>
         <w:pict w14:anchorId="105C797A">
-          <v:rect id="_x0000_i1063" style="width:0;height:1.5pt" o:hralign="center" o:hrstd="t" o:hr="t" fillcolor="#a0a0a0" stroked="f"/>
+          <v:rect id="_x0000_i1027" style="width:0;height:1.5pt" o:hralign="center" o:hrstd="t" o:hr="t" fillcolor="#a0a0a0" stroked="f"/>
         </w:pict>
       </w:r>
     </w:p>
@@ -1062,7 +1062,7 @@
     <w:p>
       <w:r>
         <w:pict w14:anchorId="46ACEEC6">
-          <v:rect id="_x0000_i1064" style="width:0;height:1.5pt" o:hralign="center" o:hrstd="t" o:hr="t" fillcolor="#a0a0a0" stroked="f"/>
+          <v:rect id="_x0000_i1028" style="width:0;height:1.5pt" o:hralign="center" o:hrstd="t" o:hr="t" fillcolor="#a0a0a0" stroked="f"/>
         </w:pict>
       </w:r>
     </w:p>
@@ -1289,7 +1289,7 @@
     <w:p>
       <w:r>
         <w:pict w14:anchorId="7350F745">
-          <v:rect id="_x0000_i1065" style="width:0;height:1.5pt" o:hralign="center" o:hrstd="t" o:hr="t" fillcolor="#a0a0a0" stroked="f"/>
+          <v:rect id="_x0000_i1029" style="width:0;height:1.5pt" o:hralign="center" o:hrstd="t" o:hr="t" fillcolor="#a0a0a0" stroked="f"/>
         </w:pict>
       </w:r>
     </w:p>
@@ -2113,7 +2113,7 @@
     <w:p>
       <w:r>
         <w:pict w14:anchorId="042B0E00">
-          <v:rect id="_x0000_i1066" style="width:0;height:1.5pt" o:hralign="center" o:hrstd="t" o:hr="t" fillcolor="#a0a0a0" stroked="f"/>
+          <v:rect id="_x0000_i1030" style="width:0;height:1.5pt" o:hralign="center" o:hrstd="t" o:hr="t" fillcolor="#a0a0a0" stroked="f"/>
         </w:pict>
       </w:r>
     </w:p>
@@ -3816,6 +3816,7 @@
   <w:style w:type="character" w:default="1" w:styleId="Policepardfaut">
     <w:name w:val="Default Paragraph Font"/>
     <w:uiPriority w:val="1"/>
+    <w:semiHidden/>
     <w:unhideWhenUsed/>
   </w:style>
   <w:style w:type="table" w:default="1" w:styleId="TableauNormal">
